--- a/electron/backend/templates/Sample_Palamboon.docx
+++ b/electron/backend/templates/Sample_Palamboon.docx
@@ -3668,23 +3668,21 @@
               </w:rPr>
               <w:t>{</w:t>
             </w:r>
-            <w:proofErr w:type="spellStart"/>
-            <w:r>
-              <w:rPr>
-                <w:i/>
-                <w:iCs/>
-                <w:lang w:val="en-US"/>
-              </w:rPr>
-              <w:t>payeeName</w:t>
-            </w:r>
-            <w:proofErr w:type="spellEnd"/>
-            <w:r>
-              <w:rPr>
-                <w:i/>
-                <w:iCs/>
-                <w:lang w:val="en-US"/>
-              </w:rPr>
-              <w:t>}</w:t>
+            <w:r>
+              <w:rPr>
+                <w:i/>
+                <w:iCs/>
+                <w:lang w:val="en-US"/>
+              </w:rPr>
+              <w:t>n</w:t>
+            </w:r>
+            <w:r>
+              <w:rPr>
+                <w:i/>
+                <w:iCs/>
+                <w:lang w:val="en-US"/>
+              </w:rPr>
+              <w:t>ame}</w:t>
             </w:r>
           </w:p>
           <w:p>
@@ -3739,7 +3737,15 @@
                 <w:iCs/>
                 <w:lang w:val="en-US"/>
               </w:rPr>
-              <w:t>payorName</w:t>
+              <w:t>receiver</w:t>
+            </w:r>
+            <w:r>
+              <w:rPr>
+                <w:i/>
+                <w:iCs/>
+                <w:lang w:val="en-US"/>
+              </w:rPr>
+              <w:t>Name</w:t>
             </w:r>
             <w:proofErr w:type="spellEnd"/>
             <w:r>
